--- a/Generative AI & Agentic AI Learning Path/resources.docx
+++ b/Generative AI & Agentic AI Learning Path/resources.docx
@@ -78,7 +78,7 @@
     <w:p>
       <w:r>
         <w:pict w14:anchorId="5539AFDB">
-          <v:rect id="_x0000_i1037" style="width:0;height:1.5pt" o:hralign="center" o:hrstd="t" o:hr="t" fillcolor="#a0a0a0" stroked="f"/>
+          <v:rect id="_x0000_i1025" style="width:0;height:1.5pt" o:hralign="center" o:hrstd="t" o:hr="t" fillcolor="#a0a0a0" stroked="f"/>
         </w:pict>
       </w:r>
     </w:p>
@@ -162,9 +162,11 @@
           <w:numId w:val="2"/>
         </w:numPr>
       </w:pPr>
+      <w:proofErr w:type="spellStart"/>
       <w:r>
         <w:t>HuggingFace</w:t>
       </w:r>
+      <w:proofErr w:type="spellEnd"/>
       <w:r>
         <w:t xml:space="preserve"> ( </w:t>
       </w:r>
@@ -212,9 +214,11 @@
           <w:numId w:val="2"/>
         </w:numPr>
       </w:pPr>
+      <w:proofErr w:type="spellStart"/>
       <w:r>
         <w:t>AssemblyAI</w:t>
       </w:r>
+      <w:proofErr w:type="spellEnd"/>
       <w:r>
         <w:t xml:space="preserve"> ( </w:t>
       </w:r>
@@ -237,8 +241,13 @@
           <w:numId w:val="2"/>
         </w:numPr>
       </w:pPr>
-      <w:r>
-        <w:t>Arize AI (for evaluation)</w:t>
+      <w:proofErr w:type="spellStart"/>
+      <w:r>
+        <w:t>Arize</w:t>
+      </w:r>
+      <w:proofErr w:type="spellEnd"/>
+      <w:r>
+        <w:t xml:space="preserve"> AI (for evaluation)</w:t>
       </w:r>
       <w:r>
         <w:t xml:space="preserve"> ( </w:t>
@@ -258,7 +267,7 @@
     <w:p>
       <w:r>
         <w:pict w14:anchorId="211C46F1">
-          <v:rect id="_x0000_i1038" style="width:0;height:1.5pt" o:hralign="center" o:hrstd="t" o:hr="t" fillcolor="#a0a0a0" stroked="f"/>
+          <v:rect id="_x0000_i1026" style="width:0;height:1.5pt" o:hralign="center" o:hrstd="t" o:hr="t" fillcolor="#a0a0a0" stroked="f"/>
         </w:pict>
       </w:r>
     </w:p>
@@ -292,8 +301,13 @@
           <w:numId w:val="3"/>
         </w:numPr>
       </w:pPr>
-      <w:r>
-        <w:t>HuggingFace Blog</w:t>
+      <w:proofErr w:type="spellStart"/>
+      <w:r>
+        <w:t>HuggingFace</w:t>
+      </w:r>
+      <w:proofErr w:type="spellEnd"/>
+      <w:r>
+        <w:t xml:space="preserve"> Blog</w:t>
       </w:r>
     </w:p>
     <w:p>
@@ -336,9 +350,67 @@
           <w:numId w:val="3"/>
         </w:numPr>
       </w:pPr>
-      <w:r>
-        <w:t>Arxiv Sanity (research tracking)</w:t>
-      </w:r>
+      <w:proofErr w:type="spellStart"/>
+      <w:r>
+        <w:t>Arxiv</w:t>
+      </w:r>
+      <w:proofErr w:type="spellEnd"/>
+      <w:r>
+        <w:t xml:space="preserve"> Sanity (research tracking)</w:t>
+      </w:r>
+    </w:p>
+    <w:p/>
+    <w:p/>
+    <w:p/>
+    <w:p/>
+    <w:p/>
+    <w:p/>
+    <w:p/>
+    <w:p/>
+    <w:p/>
+    <w:p/>
+    <w:p/>
+    <w:p>
+      <w:pPr>
+        <w:rPr>
+          <w:b/>
+          <w:bCs/>
+        </w:rPr>
+      </w:pPr>
+      <w:r>
+        <w:rPr>
+          <w:b/>
+          <w:bCs/>
+        </w:rPr>
+        <w:lastRenderedPageBreak/>
+        <w:t xml:space="preserve">Agentic AI Full course in 8 hours (2026) | Agentic AI for beginner’s | AI in 2026 | </w:t>
+      </w:r>
+      <w:proofErr w:type="spellStart"/>
+      <w:r>
+        <w:rPr>
+          <w:b/>
+          <w:bCs/>
+        </w:rPr>
+        <w:t>Edureka</w:t>
+      </w:r>
+      <w:proofErr w:type="spellEnd"/>
+      <w:r>
+        <w:rPr>
+          <w:b/>
+          <w:bCs/>
+        </w:rPr>
+        <w:t xml:space="preserve"> Live</w:t>
+      </w:r>
+    </w:p>
+    <w:p>
+      <w:hyperlink r:id="rId12" w:history="1">
+        <w:r>
+          <w:rPr>
+            <w:rStyle w:val="Hyperlink"/>
+          </w:rPr>
+          <w:t>https://www.youtube.com/watch?v=oPPENbPGzCk</w:t>
+        </w:r>
+      </w:hyperlink>
     </w:p>
     <w:p/>
     <w:sectPr>
